--- a/14种扫雷变体/T.docx
+++ b/14种扫雷变体/T.docx
@@ -40,7 +40,6 @@
       <w:pPr>
         <w:pStyle w:val="a9"/>
         <w:rPr>
-          <w:rFonts w:hint="eastAsia"/>
           <w:lang w:eastAsia="zh-CN"/>
         </w:rPr>
       </w:pPr>
@@ -49,10 +48,10 @@
           <w:lang w:eastAsia="zh-CN"/>
         </w:rPr>
         <w:drawing>
-          <wp:inline distT="0" distB="0" distL="0" distR="0" wp14:anchorId="701EE9A8" wp14:editId="1EA054F8">
-            <wp:extent cx="4215041" cy="4154904"/>
-            <wp:effectExtent l="0" t="0" r="0" b="0"/>
-            <wp:docPr id="2057077297" name="图片 1"/>
+          <wp:inline distT="0" distB="0" distL="0" distR="0" wp14:anchorId="74B6E95E" wp14:editId="205D3118">
+            <wp:extent cx="5046314" cy="4320291"/>
+            <wp:effectExtent l="0" t="0" r="2540" b="4445"/>
+            <wp:docPr id="1365379597" name="图片 1"/>
             <wp:cNvGraphicFramePr>
               <a:graphicFrameLocks xmlns:a="http://schemas.openxmlformats.org/drawingml/2006/main" noChangeAspect="1"/>
             </wp:cNvGraphicFramePr>
@@ -60,7 +59,7 @@
               <a:graphicData uri="http://schemas.openxmlformats.org/drawingml/2006/picture">
                 <pic:pic xmlns:pic="http://schemas.openxmlformats.org/drawingml/2006/picture">
                   <pic:nvPicPr>
-                    <pic:cNvPr id="2057077297" name=""/>
+                    <pic:cNvPr id="1365379597" name=""/>
                     <pic:cNvPicPr/>
                   </pic:nvPicPr>
                   <pic:blipFill>
@@ -72,7 +71,7 @@
                   <pic:spPr>
                     <a:xfrm>
                       <a:off x="0" y="0"/>
-                      <a:ext cx="4221849" cy="4161615"/>
+                      <a:ext cx="5050340" cy="4323738"/>
                     </a:xfrm>
                     <a:prstGeom prst="rect">
                       <a:avLst/>

--- a/14种扫雷变体/T.docx
+++ b/14种扫雷变体/T.docx
@@ -45,6 +45,7 @@
       </w:pPr>
       <w:r>
         <w:rPr>
+          <w:noProof/>
           <w:lang w:eastAsia="zh-CN"/>
         </w:rPr>
         <w:drawing>
@@ -72,6 +73,117 @@
                     <a:xfrm>
                       <a:off x="0" y="0"/>
                       <a:ext cx="5050340" cy="4323738"/>
+                    </a:xfrm>
+                    <a:prstGeom prst="rect">
+                      <a:avLst/>
+                    </a:prstGeom>
+                  </pic:spPr>
+                </pic:pic>
+              </a:graphicData>
+            </a:graphic>
+          </wp:inline>
+        </w:drawing>
+      </w:r>
+    </w:p>
+    <w:p>
+      <w:pPr>
+        <w:pStyle w:val="a9"/>
+        <w:rPr>
+          <w:lang w:eastAsia="zh-CN"/>
+        </w:rPr>
+      </w:pPr>
+    </w:p>
+    <w:p>
+      <w:pPr>
+        <w:pStyle w:val="a9"/>
+        <w:numPr>
+          <w:ilvl w:val="0"/>
+          <w:numId w:val="1"/>
+        </w:numPr>
+        <w:rPr>
+          <w:lang w:eastAsia="zh-CN"/>
+        </w:rPr>
+      </w:pPr>
+      <w:r>
+        <w:rPr>
+          <w:rFonts w:hint="eastAsia"/>
+          <w:lang w:eastAsia="zh-CN"/>
+        </w:rPr>
+        <w:t>假设共同第三格是雷</w:t>
+      </w:r>
+      <w:r>
+        <w:rPr>
+          <w:rFonts w:cstheme="minorHAnsi" w:hint="eastAsia"/>
+          <w:szCs w:val="24"/>
+          <w:lang w:eastAsia="zh-CN"/>
+        </w:rPr>
+        <w:t>-&gt;</w:t>
+      </w:r>
+      <w:r>
+        <w:rPr>
+          <w:rFonts w:cstheme="minorHAnsi" w:hint="eastAsia"/>
+          <w:szCs w:val="24"/>
+          <w:lang w:eastAsia="zh-CN"/>
+        </w:rPr>
+        <w:t>矛盾</w:t>
+      </w:r>
+    </w:p>
+    <w:p>
+      <w:pPr>
+        <w:pStyle w:val="a9"/>
+        <w:rPr>
+          <w:rFonts w:cstheme="minorHAnsi"/>
+          <w:szCs w:val="24"/>
+          <w:lang w:eastAsia="zh-CN"/>
+        </w:rPr>
+      </w:pPr>
+      <w:r>
+        <w:rPr>
+          <w:rFonts w:cstheme="minorHAnsi" w:hint="eastAsia"/>
+          <w:szCs w:val="24"/>
+          <w:lang w:eastAsia="zh-CN"/>
+        </w:rPr>
+        <w:t>e.g.</w:t>
+      </w:r>
+    </w:p>
+    <w:p>
+      <w:pPr>
+        <w:pStyle w:val="a9"/>
+        <w:rPr>
+          <w:rFonts w:hint="eastAsia"/>
+          <w:lang w:eastAsia="zh-CN"/>
+        </w:rPr>
+      </w:pPr>
+      <w:r>
+        <w:rPr>
+          <w:lang w:eastAsia="zh-CN"/>
+        </w:rPr>
+        <w:lastRenderedPageBreak/>
+        <w:drawing>
+          <wp:inline distT="0" distB="0" distL="0" distR="0" wp14:anchorId="22407F90" wp14:editId="42B132E2">
+            <wp:extent cx="5193009" cy="4236435"/>
+            <wp:effectExtent l="0" t="0" r="8255" b="0"/>
+            <wp:docPr id="2135682072" name="图片 1"/>
+            <wp:cNvGraphicFramePr>
+              <a:graphicFrameLocks xmlns:a="http://schemas.openxmlformats.org/drawingml/2006/main" noChangeAspect="1"/>
+            </wp:cNvGraphicFramePr>
+            <a:graphic xmlns:a="http://schemas.openxmlformats.org/drawingml/2006/main">
+              <a:graphicData uri="http://schemas.openxmlformats.org/drawingml/2006/picture">
+                <pic:pic xmlns:pic="http://schemas.openxmlformats.org/drawingml/2006/picture">
+                  <pic:nvPicPr>
+                    <pic:cNvPr id="2135682072" name=""/>
+                    <pic:cNvPicPr/>
+                  </pic:nvPicPr>
+                  <pic:blipFill>
+                    <a:blip r:embed="rId6"/>
+                    <a:stretch>
+                      <a:fillRect/>
+                    </a:stretch>
+                  </pic:blipFill>
+                  <pic:spPr>
+                    <a:xfrm>
+                      <a:off x="0" y="0"/>
+                      <a:ext cx="5200258" cy="4242349"/>
                     </a:xfrm>
                     <a:prstGeom prst="rect">
                       <a:avLst/>

--- a/14种扫雷变体/T.docx
+++ b/14种扫雷变体/T.docx
@@ -109,7 +109,7 @@
           <w:rFonts w:hint="eastAsia"/>
           <w:lang w:eastAsia="zh-CN"/>
         </w:rPr>
-        <w:t>假设共同第三格是雷</w:t>
+        <w:t>假设第三格是雷</w:t>
       </w:r>
       <w:r>
         <w:rPr>
@@ -150,12 +150,12 @@
       <w:pPr>
         <w:pStyle w:val="a9"/>
         <w:rPr>
-          <w:rFonts w:hint="eastAsia"/>
           <w:lang w:eastAsia="zh-CN"/>
         </w:rPr>
       </w:pPr>
       <w:r>
         <w:rPr>
+          <w:noProof/>
           <w:lang w:eastAsia="zh-CN"/>
         </w:rPr>
         <w:lastRenderedPageBreak/>
@@ -184,6 +184,77 @@
                     <a:xfrm>
                       <a:off x="0" y="0"/>
                       <a:ext cx="5200258" cy="4242349"/>
+                    </a:xfrm>
+                    <a:prstGeom prst="rect">
+                      <a:avLst/>
+                    </a:prstGeom>
+                  </pic:spPr>
+                </pic:pic>
+              </a:graphicData>
+            </a:graphic>
+          </wp:inline>
+        </w:drawing>
+      </w:r>
+    </w:p>
+    <w:p>
+      <w:pPr>
+        <w:pStyle w:val="a9"/>
+        <w:rPr>
+          <w:lang w:eastAsia="zh-CN"/>
+        </w:rPr>
+      </w:pPr>
+    </w:p>
+    <w:p>
+      <w:pPr>
+        <w:pStyle w:val="a9"/>
+        <w:rPr>
+          <w:lang w:eastAsia="zh-CN"/>
+        </w:rPr>
+      </w:pPr>
+      <w:r>
+        <w:rPr>
+          <w:lang w:eastAsia="zh-CN"/>
+        </w:rPr>
+        <w:t>e.g.</w:t>
+      </w:r>
+    </w:p>
+    <w:p>
+      <w:pPr>
+        <w:pStyle w:val="a9"/>
+        <w:rPr>
+          <w:lang w:eastAsia="zh-CN"/>
+        </w:rPr>
+      </w:pPr>
+      <w:r>
+        <w:rPr>
+          <w:lang w:eastAsia="zh-CN"/>
+        </w:rPr>
+        <w:lastRenderedPageBreak/>
+        <w:drawing>
+          <wp:inline distT="0" distB="0" distL="0" distR="0" wp14:anchorId="43BBA4DF" wp14:editId="0C2F1D9B">
+            <wp:extent cx="4591559" cy="4494266"/>
+            <wp:effectExtent l="0" t="0" r="0" b="1905"/>
+            <wp:docPr id="1389227831" name="图片 1"/>
+            <wp:cNvGraphicFramePr>
+              <a:graphicFrameLocks xmlns:a="http://schemas.openxmlformats.org/drawingml/2006/main" noChangeAspect="1"/>
+            </wp:cNvGraphicFramePr>
+            <a:graphic xmlns:a="http://schemas.openxmlformats.org/drawingml/2006/main">
+              <a:graphicData uri="http://schemas.openxmlformats.org/drawingml/2006/picture">
+                <pic:pic xmlns:pic="http://schemas.openxmlformats.org/drawingml/2006/picture">
+                  <pic:nvPicPr>
+                    <pic:cNvPr id="1389227831" name=""/>
+                    <pic:cNvPicPr/>
+                  </pic:nvPicPr>
+                  <pic:blipFill>
+                    <a:blip r:embed="rId7"/>
+                    <a:stretch>
+                      <a:fillRect/>
+                    </a:stretch>
+                  </pic:blipFill>
+                  <pic:spPr>
+                    <a:xfrm>
+                      <a:off x="0" y="0"/>
+                      <a:ext cx="4594482" cy="4497127"/>
                     </a:xfrm>
                     <a:prstGeom prst="rect">
                       <a:avLst/>

--- a/14种扫雷变体/T.docx
+++ b/14种扫雷变体/T.docx
@@ -231,10 +231,10 @@
         </w:rPr>
         <w:lastRenderedPageBreak/>
         <w:drawing>
-          <wp:inline distT="0" distB="0" distL="0" distR="0" wp14:anchorId="43BBA4DF" wp14:editId="0C2F1D9B">
-            <wp:extent cx="4591559" cy="4494266"/>
-            <wp:effectExtent l="0" t="0" r="0" b="1905"/>
-            <wp:docPr id="1389227831" name="图片 1"/>
+          <wp:inline distT="0" distB="0" distL="0" distR="0" wp14:anchorId="0D9B72B6" wp14:editId="31FA67BA">
+            <wp:extent cx="4506686" cy="4420415"/>
+            <wp:effectExtent l="0" t="0" r="8255" b="0"/>
+            <wp:docPr id="1336237785" name="图片 1"/>
             <wp:cNvGraphicFramePr>
               <a:graphicFrameLocks xmlns:a="http://schemas.openxmlformats.org/drawingml/2006/main" noChangeAspect="1"/>
             </wp:cNvGraphicFramePr>
@@ -242,7 +242,7 @@
               <a:graphicData uri="http://schemas.openxmlformats.org/drawingml/2006/picture">
                 <pic:pic xmlns:pic="http://schemas.openxmlformats.org/drawingml/2006/picture">
                   <pic:nvPicPr>
-                    <pic:cNvPr id="1389227831" name=""/>
+                    <pic:cNvPr id="1336237785" name=""/>
                     <pic:cNvPicPr/>
                   </pic:nvPicPr>
                   <pic:blipFill>
@@ -254,7 +254,7 @@
                   <pic:spPr>
                     <a:xfrm>
                       <a:off x="0" y="0"/>
-                      <a:ext cx="4594482" cy="4497127"/>
+                      <a:ext cx="4510975" cy="4424622"/>
                     </a:xfrm>
                     <a:prstGeom prst="rect">
                       <a:avLst/>
